--- a/wbe-review/WBE_Review_Ch8_Uncertainty_Audit.docx
+++ b/wbe-review/WBE_Review_Ch8_Uncertainty_Audit.docx
@@ -242,7 +242,7 @@
         <w:t xml:space="preserve"> </w:t>
       </w:r>
       <w:r>
-        <w:t xml:space="preserve">Alhassan et al. (2025/2026, carried over from Chapter 7) — used here specifically as an ensemble-comparison example, with the explicit caveat restated that it is a retrospective forecast comparison, not a full structural-uncertainty-quantification exercise.</w:t>
+        <w:t xml:space="preserve">Alhassan et al. (2025, carried over from Chapter 7) — used here specifically as an ensemble-comparison example, with the explicit caveat restated that it is a retrospective forecast comparison, not a full structural-uncertainty-quantification exercise.</w:t>
       </w:r>
     </w:p>
     <w:bookmarkEnd w:id="21"/>
@@ -528,7 +528,7 @@
               <w:jc w:val="left"/>
             </w:pPr>
             <w:r>
-              <w:t xml:space="preserve">Alhassan et al. (2025/2026) [45]</w:t>
+              <w:t xml:space="preserve">Alhassan et al. (2025) [45]</w:t>
             </w:r>
           </w:p>
         </w:tc>
@@ -639,7 +639,7 @@
         <w:t xml:space="preserve"> </w:t>
       </w:r>
       <w:r>
-        <w:t xml:space="preserve">Alhassan et al. (2025/2026) [45] — the only source in this review’s full evidence base (Chapters 7–8 combined) that compares multiple model structures directly (an 11-model ensemble), rather than propagating parameter uncertainty within one fixed structure.</w:t>
+        <w:t xml:space="preserve">Alhassan et al. (2025) [45] — the only source in this review’s full evidence base (Chapters 7–8 combined) that compares multiple model structures directly (an 11-model ensemble), rather than propagating parameter uncertainty within one fixed structure.</w:t>
       </w:r>
     </w:p>
     <w:p>
@@ -930,7 +930,7 @@
         <w:pStyle w:val="FirstParagraph"/>
       </w:pPr>
       <w:r>
-        <w:t xml:space="preserve">Chapter 8 adds three references ([46]–[48]) to a running total of 48 references across the full review. Of these three: two ([46], [48]) are classified as primary WBE methodological/modelling studies and one ([47]) as systematic review/secondary evidence. Author-list confirmation status: [48] is confirmed to the same two-independent-search standard used for this review’s best-supported sources; [46] and [47] carry author lists retained from an earlier retrieval this session that has not been re-confirmed via a second independent search this round, and both are flagged accordingly in the Citation Verification Table and Pending Verification List rather than presented with unwarranted confidence.</w:t>
+        <w:t xml:space="preserve">Chapter 8 adds five references in total to a running total of 50 references across the full review: [46]–[48] at first drafting, plus [49]–[50] added in the 2026-07-13 consistency-check round to name the two chemical-WBE Monte Carlo studies §8.7 had previously referenced without citation. Of these five: three ([46], [48], [50]) are classified as primary WBE methodological/modelling studies, one ([47]) as systematic review/secondary evidence, and one ([49]) as a primary WBE methodological/modelling study with an incompletely-confirmed author list. Author-list confirmation status: [48] and [50] are confirmed to the same two-independent-search/PubMed-record standard used for this review’s best-supported sources; [46], [47], and [49] carry author lists that are either retained from an earlier retrieval not re-confirmed this round, or (for [49]) confirmed only for 6 of 7 authors — all three are flagged accordingly in the Citation Verification Table and Pending Verification List rather than presented with unwarranted confidence.</w:t>
       </w:r>
     </w:p>
     <w:p>
@@ -960,7 +960,10 @@
     </w:p>
     <w:bookmarkEnd w:id="27"/>
     <w:bookmarkEnd w:id="28"/>
-    <w:sectPr/>
+    <w:sectPr>
+      <w:pgSz w:h="15840" w:w="12240"/>
+      <w:pgMar w:bottom="1008" w:left="864" w:right="864" w:top="1008"/>
+    </w:sectPr>
   </w:body>
 </w:document>
 </file>
